--- a/README.docx
+++ b/README.docx
@@ -21,7 +21,47 @@
           <w:sz w:val="22"/>
           <w:szCs w:val="22"/>
         </w:rPr>
-        <w:t>README file for replication of the study, “Impact pathways of a homestead food production program on women's dietary diversity: mediation analysis of a cluster-randomized trial in Bangladesh”</w:t>
+        <w:t>README file for replication of the study, “Impact pathways of a homestead food production program</w:t>
+      </w:r>
+      <w:r>
+        <w:rPr>
+          <w:rFonts w:cs="Times New Roman"/>
+          <w:bCs/>
+          <w:noProof/>
+          <w:sz w:val="22"/>
+          <w:szCs w:val="22"/>
+        </w:rPr>
+        <w:t>me</w:t>
+      </w:r>
+      <w:r>
+        <w:rPr>
+          <w:rFonts w:cs="Times New Roman"/>
+          <w:bCs/>
+          <w:noProof/>
+          <w:sz w:val="22"/>
+          <w:szCs w:val="22"/>
+        </w:rPr>
+        <w:t xml:space="preserve"> </w:t>
+      </w:r>
+      <w:r>
+        <w:rPr>
+          <w:rFonts w:cs="Times New Roman"/>
+          <w:bCs/>
+          <w:noProof/>
+          <w:sz w:val="22"/>
+          <w:szCs w:val="22"/>
+        </w:rPr>
+        <w:t>for</w:t>
+      </w:r>
+      <w:r>
+        <w:rPr>
+          <w:rFonts w:cs="Times New Roman"/>
+          <w:bCs/>
+          <w:noProof/>
+          <w:sz w:val="22"/>
+          <w:szCs w:val="22"/>
+        </w:rPr>
+        <w:t xml:space="preserve"> women's dietary diversity: mediation analysis of a cluster-randomized trial in Bangladesh”</w:t>
       </w:r>
     </w:p>
     <w:p>
@@ -302,7 +342,21 @@
           <w:rFonts w:cs="Times New Roman"/>
           <w:sz w:val="22"/>
         </w:rPr>
-        <w:t xml:space="preserve"> provided in Appendix </w:t>
+        <w:t xml:space="preserve"> provided in </w:t>
+      </w:r>
+      <w:r>
+        <w:rPr>
+          <w:rFonts w:cs="Times New Roman"/>
+          <w:sz w:val="22"/>
+        </w:rPr>
+        <w:t>Supplementary Information</w:t>
+      </w:r>
+      <w:r>
+        <w:rPr>
+          <w:rFonts w:cs="Times New Roman"/>
+          <w:sz w:val="22"/>
+        </w:rPr>
+        <w:t xml:space="preserve"> </w:t>
       </w:r>
       <w:r>
         <w:rPr>
@@ -3415,14 +3469,14 @@
           <w:rFonts w:cs="Times New Roman"/>
           <w:sz w:val="22"/>
         </w:rPr>
-        <w:t>The code to reproduce the multiple mediation analyses for Figure 2/Table 3 and Appendi</w:t>
-      </w:r>
-      <w:r>
-        <w:rPr>
-          <w:rFonts w:cs="Times New Roman"/>
-          <w:sz w:val="22"/>
-        </w:rPr>
-        <w:t>ces</w:t>
+        <w:t xml:space="preserve">The code to reproduce the multiple mediation analyses for Figure 2/Table 3 and </w:t>
+      </w:r>
+      <w:r>
+        <w:rPr>
+          <w:rFonts w:cs="Times New Roman"/>
+          <w:sz w:val="22"/>
+        </w:rPr>
+        <w:t>Supplementary Information</w:t>
       </w:r>
       <w:r>
         <w:rPr>

--- a/README.docx
+++ b/README.docx
@@ -51,7 +51,7 @@
           <w:sz w:val="22"/>
           <w:szCs w:val="22"/>
         </w:rPr>
-        <w:t>for</w:t>
+        <w:t>on</w:t>
       </w:r>
       <w:r>
         <w:rPr>
@@ -61,7 +61,27 @@
           <w:sz w:val="22"/>
           <w:szCs w:val="22"/>
         </w:rPr>
-        <w:t xml:space="preserve"> women's dietary diversity: mediation analysis of a cluster-randomized trial in Bangladesh”</w:t>
+        <w:t xml:space="preserve"> </w:t>
+      </w:r>
+      <w:r>
+        <w:rPr>
+          <w:rFonts w:cs="Times New Roman"/>
+          <w:bCs/>
+          <w:noProof/>
+          <w:sz w:val="22"/>
+          <w:szCs w:val="22"/>
+        </w:rPr>
+        <w:t xml:space="preserve"> </w:t>
+      </w:r>
+      <w:r>
+        <w:rPr>
+          <w:rFonts w:cs="Times New Roman"/>
+          <w:bCs/>
+          <w:noProof/>
+          <w:sz w:val="22"/>
+          <w:szCs w:val="22"/>
+        </w:rPr>
+        <w:t>women's dietary diversity: mediation analysis of a cluster-randomized trial in Bangladesh”</w:t>
       </w:r>
     </w:p>
     <w:p>
@@ -132,7 +152,23 @@
           <w:rFonts w:cs="Times New Roman"/>
           <w:sz w:val="22"/>
         </w:rPr>
-        <w:t xml:space="preserve">production of garden crops and poultry products plus food hygiene and nutrition behavior change communication. Data were collected at baseline (March to May 2015), as part of a surveillance system (September 2015 to August 2019), and at endline (September 2019 to April 2020). In this study, we </w:t>
+        <w:t xml:space="preserve">production of garden crops and poultry products plus food hygiene and nutrition behavior change communication. Data were collected at baseline (March to May 2015), as part of a surveillance system (September 2015 to August 2019), and at </w:t>
+      </w:r>
+      <w:proofErr w:type="spellStart"/>
+      <w:r>
+        <w:rPr>
+          <w:rFonts w:cs="Times New Roman"/>
+          <w:sz w:val="22"/>
+        </w:rPr>
+        <w:t>endline</w:t>
+      </w:r>
+      <w:proofErr w:type="spellEnd"/>
+      <w:r>
+        <w:rPr>
+          <w:rFonts w:cs="Times New Roman"/>
+          <w:sz w:val="22"/>
+        </w:rPr>
+        <w:t xml:space="preserve"> (September 2019 to April 2020). In this study, we </w:t>
       </w:r>
       <w:r>
         <w:rPr>
@@ -475,6 +511,7 @@
                 <w:sz w:val="22"/>
               </w:rPr>
             </w:pPr>
+            <w:proofErr w:type="spellStart"/>
             <w:r>
               <w:rPr>
                 <w:rFonts w:cs="Times New Roman"/>
@@ -482,6 +519,7 @@
               </w:rPr>
               <w:t>ps_wcode</w:t>
             </w:r>
+            <w:proofErr w:type="spellEnd"/>
           </w:p>
         </w:tc>
         <w:tc>
@@ -528,6 +566,7 @@
                 <w:sz w:val="22"/>
               </w:rPr>
             </w:pPr>
+            <w:proofErr w:type="spellStart"/>
             <w:r>
               <w:rPr>
                 <w:rFonts w:cs="Times New Roman"/>
@@ -535,6 +574,7 @@
               </w:rPr>
               <w:t>ps_c_code</w:t>
             </w:r>
+            <w:proofErr w:type="spellEnd"/>
           </w:p>
         </w:tc>
         <w:tc>
@@ -628,6 +668,7 @@
                 <w:sz w:val="22"/>
               </w:rPr>
             </w:pPr>
+            <w:proofErr w:type="spellStart"/>
             <w:r>
               <w:rPr>
                 <w:rFonts w:cs="Times New Roman"/>
@@ -635,6 +676,7 @@
               </w:rPr>
               <w:t>bl_age</w:t>
             </w:r>
+            <w:proofErr w:type="spellEnd"/>
           </w:p>
         </w:tc>
         <w:tc>
@@ -678,6 +720,7 @@
                 <w:sz w:val="22"/>
               </w:rPr>
             </w:pPr>
+            <w:proofErr w:type="spellStart"/>
             <w:r>
               <w:rPr>
                 <w:rFonts w:cs="Times New Roman"/>
@@ -685,6 +728,7 @@
               </w:rPr>
               <w:t>edu_cat</w:t>
             </w:r>
+            <w:proofErr w:type="spellEnd"/>
           </w:p>
         </w:tc>
         <w:tc>
@@ -778,6 +822,7 @@
                 <w:sz w:val="22"/>
               </w:rPr>
             </w:pPr>
+            <w:proofErr w:type="spellStart"/>
             <w:r>
               <w:rPr>
                 <w:rFonts w:cs="Times New Roman"/>
@@ -785,6 +830,7 @@
               </w:rPr>
               <w:t>bl_quint_all</w:t>
             </w:r>
+            <w:proofErr w:type="spellEnd"/>
           </w:p>
         </w:tc>
         <w:tc>
@@ -828,6 +874,7 @@
                 <w:sz w:val="22"/>
               </w:rPr>
             </w:pPr>
+            <w:proofErr w:type="spellStart"/>
             <w:r>
               <w:rPr>
                 <w:rFonts w:cs="Times New Roman"/>
@@ -835,6 +882,7 @@
               </w:rPr>
               <w:t>bl_quint_missing</w:t>
             </w:r>
+            <w:proofErr w:type="spellEnd"/>
           </w:p>
         </w:tc>
         <w:tc>
@@ -899,6 +947,7 @@
                 <w:sz w:val="22"/>
               </w:rPr>
             </w:pPr>
+            <w:proofErr w:type="spellStart"/>
             <w:r>
               <w:rPr>
                 <w:rFonts w:cs="Times New Roman"/>
@@ -906,6 +955,7 @@
               </w:rPr>
               <w:t>bl_homeland</w:t>
             </w:r>
+            <w:proofErr w:type="spellEnd"/>
           </w:p>
         </w:tc>
         <w:tc>
@@ -970,6 +1020,7 @@
                 <w:sz w:val="22"/>
               </w:rPr>
             </w:pPr>
+            <w:proofErr w:type="spellStart"/>
             <w:r>
               <w:rPr>
                 <w:rFonts w:cs="Times New Roman"/>
@@ -977,6 +1028,7 @@
               </w:rPr>
               <w:t>bl_agland</w:t>
             </w:r>
+            <w:proofErr w:type="spellEnd"/>
           </w:p>
         </w:tc>
         <w:tc>
@@ -1041,6 +1093,7 @@
                 <w:sz w:val="22"/>
               </w:rPr>
             </w:pPr>
+            <w:proofErr w:type="spellStart"/>
             <w:r>
               <w:rPr>
                 <w:rFonts w:cs="Times New Roman"/>
@@ -1048,6 +1101,7 @@
               </w:rPr>
               <w:t>bl_cropsr</w:t>
             </w:r>
+            <w:proofErr w:type="spellEnd"/>
           </w:p>
         </w:tc>
         <w:tc>
@@ -1098,6 +1152,7 @@
                 <w:sz w:val="22"/>
               </w:rPr>
             </w:pPr>
+            <w:proofErr w:type="spellStart"/>
             <w:r>
               <w:rPr>
                 <w:rFonts w:cs="Times New Roman"/>
@@ -1112,6 +1167,7 @@
               </w:rPr>
               <w:t>_ag</w:t>
             </w:r>
+            <w:proofErr w:type="spellEnd"/>
           </w:p>
         </w:tc>
         <w:tc>
@@ -1155,6 +1211,7 @@
                 <w:sz w:val="22"/>
               </w:rPr>
             </w:pPr>
+            <w:proofErr w:type="spellStart"/>
             <w:r>
               <w:rPr>
                 <w:rFonts w:cs="Times New Roman"/>
@@ -1162,6 +1219,7 @@
               </w:rPr>
               <w:t>bl_dds_m</w:t>
             </w:r>
+            <w:proofErr w:type="spellEnd"/>
           </w:p>
         </w:tc>
         <w:tc>
@@ -1219,6 +1277,7 @@
                 <w:sz w:val="22"/>
               </w:rPr>
             </w:pPr>
+            <w:proofErr w:type="spellStart"/>
             <w:r>
               <w:rPr>
                 <w:rFonts w:cs="Times New Roman"/>
@@ -1226,6 +1285,7 @@
               </w:rPr>
               <w:t>bl_mdd</w:t>
             </w:r>
+            <w:proofErr w:type="spellEnd"/>
           </w:p>
         </w:tc>
         <w:tc>
@@ -1272,6 +1332,7 @@
                 <w:sz w:val="22"/>
               </w:rPr>
             </w:pPr>
+            <w:proofErr w:type="spellStart"/>
             <w:r>
               <w:rPr>
                 <w:rFonts w:cs="Times New Roman"/>
@@ -1279,6 +1340,7 @@
               </w:rPr>
               <w:t>impute_dd</w:t>
             </w:r>
+            <w:proofErr w:type="spellEnd"/>
           </w:p>
         </w:tc>
         <w:tc>
@@ -1331,6 +1393,7 @@
                 <w:sz w:val="22"/>
               </w:rPr>
             </w:pPr>
+            <w:proofErr w:type="spellStart"/>
             <w:r>
               <w:rPr>
                 <w:rFonts w:cs="Times New Roman"/>
@@ -1338,6 +1401,7 @@
               </w:rPr>
               <w:t>bl_market</w:t>
             </w:r>
+            <w:proofErr w:type="spellEnd"/>
           </w:p>
         </w:tc>
         <w:tc>
@@ -1393,6 +1457,7 @@
                 <w:sz w:val="22"/>
               </w:rPr>
             </w:pPr>
+            <w:proofErr w:type="spellStart"/>
             <w:r>
               <w:rPr>
                 <w:rFonts w:cs="Times New Roman"/>
@@ -1400,6 +1465,7 @@
               </w:rPr>
               <w:t>impute_market</w:t>
             </w:r>
+            <w:proofErr w:type="spellEnd"/>
           </w:p>
         </w:tc>
         <w:tc>
@@ -1455,6 +1521,7 @@
                 <w:sz w:val="22"/>
               </w:rPr>
             </w:pPr>
+            <w:proofErr w:type="spellStart"/>
             <w:r>
               <w:rPr>
                 <w:rFonts w:cs="Times New Roman"/>
@@ -1462,6 +1529,7 @@
               </w:rPr>
               <w:t>bl_lefthome</w:t>
             </w:r>
+            <w:proofErr w:type="spellEnd"/>
           </w:p>
         </w:tc>
         <w:tc>
@@ -1545,6 +1613,7 @@
                 <w:sz w:val="22"/>
               </w:rPr>
             </w:pPr>
+            <w:proofErr w:type="spellStart"/>
             <w:r>
               <w:rPr>
                 <w:rFonts w:cs="Times New Roman"/>
@@ -1552,6 +1621,7 @@
               </w:rPr>
               <w:t>bl_income</w:t>
             </w:r>
+            <w:proofErr w:type="spellEnd"/>
           </w:p>
         </w:tc>
         <w:tc>
@@ -1635,6 +1705,7 @@
                 <w:sz w:val="22"/>
               </w:rPr>
             </w:pPr>
+            <w:proofErr w:type="spellStart"/>
             <w:r>
               <w:rPr>
                 <w:rFonts w:cs="Times New Roman"/>
@@ -1642,6 +1713,7 @@
               </w:rPr>
               <w:t>bl_ss_cont</w:t>
             </w:r>
+            <w:proofErr w:type="spellEnd"/>
           </w:p>
         </w:tc>
         <w:tc>
@@ -1711,6 +1783,7 @@
                 <w:sz w:val="22"/>
               </w:rPr>
             </w:pPr>
+            <w:proofErr w:type="spellStart"/>
             <w:r>
               <w:rPr>
                 <w:rFonts w:cs="Times New Roman"/>
@@ -1718,6 +1791,7 @@
               </w:rPr>
               <w:t>bl_huscomm_cont</w:t>
             </w:r>
+            <w:proofErr w:type="spellEnd"/>
           </w:p>
         </w:tc>
         <w:tc>
@@ -1780,6 +1854,7 @@
                 <w:sz w:val="22"/>
               </w:rPr>
             </w:pPr>
+            <w:proofErr w:type="spellStart"/>
             <w:r>
               <w:rPr>
                 <w:rFonts w:cs="Times New Roman"/>
@@ -1787,6 +1862,7 @@
               </w:rPr>
               <w:t>bl_extcomm_cont</w:t>
             </w:r>
+            <w:proofErr w:type="spellEnd"/>
           </w:p>
         </w:tc>
         <w:tc>
@@ -1856,6 +1932,7 @@
                 <w:sz w:val="22"/>
               </w:rPr>
             </w:pPr>
+            <w:proofErr w:type="spellStart"/>
             <w:r>
               <w:rPr>
                 <w:rFonts w:cs="Times New Roman"/>
@@ -1863,6 +1940,7 @@
               </w:rPr>
               <w:t>bl_dec_cont</w:t>
             </w:r>
+            <w:proofErr w:type="spellEnd"/>
           </w:p>
         </w:tc>
         <w:tc>
@@ -1912,6 +1990,7 @@
                 <w:sz w:val="22"/>
               </w:rPr>
             </w:pPr>
+            <w:proofErr w:type="spellStart"/>
             <w:r>
               <w:rPr>
                 <w:rFonts w:cs="Times New Roman"/>
@@ -1919,6 +1998,7 @@
               </w:rPr>
               <w:t>bl_lefthome_m</w:t>
             </w:r>
+            <w:proofErr w:type="spellEnd"/>
           </w:p>
         </w:tc>
         <w:tc>
@@ -1970,6 +2050,7 @@
                 <w:sz w:val="22"/>
               </w:rPr>
             </w:pPr>
+            <w:proofErr w:type="spellStart"/>
             <w:r>
               <w:rPr>
                 <w:rFonts w:cs="Times New Roman"/>
@@ -1978,6 +2059,7 @@
               <w:lastRenderedPageBreak/>
               <w:t>bl_ss_cont_m</w:t>
             </w:r>
+            <w:proofErr w:type="spellEnd"/>
           </w:p>
         </w:tc>
         <w:tc>
@@ -2021,6 +2103,7 @@
                 <w:sz w:val="22"/>
               </w:rPr>
             </w:pPr>
+            <w:proofErr w:type="spellStart"/>
             <w:r>
               <w:rPr>
                 <w:rFonts w:cs="Times New Roman"/>
@@ -2028,6 +2111,7 @@
               </w:rPr>
               <w:t>bl_huscomm_cont_m</w:t>
             </w:r>
+            <w:proofErr w:type="spellEnd"/>
           </w:p>
         </w:tc>
         <w:tc>
@@ -2071,6 +2155,7 @@
                 <w:sz w:val="22"/>
               </w:rPr>
             </w:pPr>
+            <w:proofErr w:type="spellStart"/>
             <w:r>
               <w:rPr>
                 <w:rFonts w:cs="Times New Roman"/>
@@ -2078,6 +2163,7 @@
               </w:rPr>
               <w:t>bl_extcomm_cont_m</w:t>
             </w:r>
+            <w:proofErr w:type="spellEnd"/>
           </w:p>
         </w:tc>
         <w:tc>
@@ -2121,6 +2207,7 @@
                 <w:sz w:val="22"/>
               </w:rPr>
             </w:pPr>
+            <w:proofErr w:type="spellStart"/>
             <w:r>
               <w:rPr>
                 <w:rFonts w:cs="Times New Roman"/>
@@ -2128,6 +2215,7 @@
               </w:rPr>
               <w:t>bl_dec_cont_m</w:t>
             </w:r>
+            <w:proofErr w:type="spellEnd"/>
           </w:p>
         </w:tc>
         <w:tc>
@@ -2171,6 +2259,7 @@
                 <w:sz w:val="22"/>
               </w:rPr>
             </w:pPr>
+            <w:proofErr w:type="spellStart"/>
             <w:r>
               <w:rPr>
                 <w:rFonts w:cs="Times New Roman"/>
@@ -2178,6 +2267,7 @@
               </w:rPr>
               <w:t>bl_income_m</w:t>
             </w:r>
+            <w:proofErr w:type="spellEnd"/>
           </w:p>
         </w:tc>
         <w:tc>
@@ -2221,6 +2311,7 @@
                 <w:sz w:val="22"/>
               </w:rPr>
             </w:pPr>
+            <w:proofErr w:type="spellStart"/>
             <w:r>
               <w:rPr>
                 <w:rFonts w:cs="Times New Roman"/>
@@ -2228,6 +2319,7 @@
               </w:rPr>
               <w:t>dds_avg</w:t>
             </w:r>
+            <w:proofErr w:type="spellEnd"/>
           </w:p>
         </w:tc>
         <w:tc>
@@ -2271,6 +2363,7 @@
                 <w:sz w:val="22"/>
               </w:rPr>
             </w:pPr>
+            <w:proofErr w:type="spellStart"/>
             <w:r>
               <w:rPr>
                 <w:rFonts w:cs="Times New Roman"/>
@@ -2278,6 +2371,7 @@
               </w:rPr>
               <w:t>mdd_avg</w:t>
             </w:r>
+            <w:proofErr w:type="spellEnd"/>
           </w:p>
         </w:tc>
         <w:tc>
@@ -2321,6 +2415,7 @@
                 <w:sz w:val="22"/>
               </w:rPr>
             </w:pPr>
+            <w:proofErr w:type="spellStart"/>
             <w:r>
               <w:rPr>
                 <w:rFonts w:cs="Times New Roman"/>
@@ -2328,6 +2423,7 @@
               </w:rPr>
               <w:t>gardenprac</w:t>
             </w:r>
+            <w:proofErr w:type="spellEnd"/>
           </w:p>
         </w:tc>
         <w:tc>
@@ -2371,6 +2467,7 @@
                 <w:sz w:val="22"/>
               </w:rPr>
             </w:pPr>
+            <w:proofErr w:type="spellStart"/>
             <w:r>
               <w:rPr>
                 <w:rFonts w:cs="Times New Roman"/>
@@ -2378,6 +2475,7 @@
               </w:rPr>
               <w:t>cropsr</w:t>
             </w:r>
+            <w:proofErr w:type="spellEnd"/>
           </w:p>
         </w:tc>
         <w:tc>
@@ -2421,6 +2519,7 @@
                 <w:sz w:val="22"/>
               </w:rPr>
             </w:pPr>
+            <w:proofErr w:type="spellStart"/>
             <w:r>
               <w:rPr>
                 <w:rFonts w:cs="Times New Roman"/>
@@ -2428,6 +2527,7 @@
               </w:rPr>
               <w:t>poultrynum_avg</w:t>
             </w:r>
+            <w:proofErr w:type="spellEnd"/>
           </w:p>
         </w:tc>
         <w:tc>
@@ -2471,6 +2571,7 @@
                 <w:sz w:val="22"/>
               </w:rPr>
             </w:pPr>
+            <w:proofErr w:type="spellStart"/>
             <w:r>
               <w:rPr>
                 <w:rFonts w:cs="Times New Roman"/>
@@ -2478,6 +2579,7 @@
               </w:rPr>
               <w:t>poultryegg_avg</w:t>
             </w:r>
+            <w:proofErr w:type="spellEnd"/>
           </w:p>
         </w:tc>
         <w:tc>
@@ -2524,6 +2626,7 @@
                 <w:sz w:val="22"/>
               </w:rPr>
             </w:pPr>
+            <w:proofErr w:type="spellStart"/>
             <w:r>
               <w:rPr>
                 <w:rFonts w:cs="Times New Roman"/>
@@ -2531,6 +2634,7 @@
               </w:rPr>
               <w:t>knfg_score_el</w:t>
             </w:r>
+            <w:proofErr w:type="spellEnd"/>
           </w:p>
         </w:tc>
         <w:tc>
@@ -2580,6 +2684,7 @@
                 <w:sz w:val="22"/>
               </w:rPr>
             </w:pPr>
+            <w:proofErr w:type="spellStart"/>
             <w:r>
               <w:rPr>
                 <w:rFonts w:cs="Times New Roman"/>
@@ -2587,6 +2692,7 @@
               </w:rPr>
               <w:t>knowscore</w:t>
             </w:r>
+            <w:proofErr w:type="spellEnd"/>
           </w:p>
         </w:tc>
         <w:tc>
@@ -2633,6 +2739,7 @@
                 <w:sz w:val="22"/>
               </w:rPr>
             </w:pPr>
+            <w:proofErr w:type="spellStart"/>
             <w:r>
               <w:rPr>
                 <w:rFonts w:cs="Times New Roman"/>
@@ -2647,49 +2754,67 @@
               </w:rPr>
               <w:t>_emp_market</w:t>
             </w:r>
-          </w:p>
-        </w:tc>
-        <w:tc>
-          <w:tcPr>
-            <w:tcW w:w="5760" w:type="dxa"/>
-          </w:tcPr>
-          <w:p>
-            <w:pPr>
-              <w:widowControl w:val="0"/>
-              <w:autoSpaceDE w:val="0"/>
-              <w:autoSpaceDN w:val="0"/>
-              <w:adjustRightInd w:val="0"/>
-              <w:rPr>
-                <w:rFonts w:cs="Times New Roman"/>
-                <w:sz w:val="22"/>
-              </w:rPr>
-            </w:pPr>
-            <w:r>
-              <w:rPr>
-                <w:rFonts w:cs="Times New Roman"/>
-                <w:sz w:val="22"/>
-              </w:rPr>
-              <w:t>Market score (endline)</w:t>
-            </w:r>
-          </w:p>
-        </w:tc>
-      </w:tr>
-      <w:tr>
-        <w:tc>
-          <w:tcPr>
-            <w:tcW w:w="3330" w:type="dxa"/>
-          </w:tcPr>
-          <w:p>
-            <w:pPr>
-              <w:widowControl w:val="0"/>
-              <w:autoSpaceDE w:val="0"/>
-              <w:autoSpaceDN w:val="0"/>
-              <w:adjustRightInd w:val="0"/>
-              <w:rPr>
-                <w:rFonts w:cs="Times New Roman"/>
-                <w:sz w:val="22"/>
-              </w:rPr>
-            </w:pPr>
+            <w:proofErr w:type="spellEnd"/>
+          </w:p>
+        </w:tc>
+        <w:tc>
+          <w:tcPr>
+            <w:tcW w:w="5760" w:type="dxa"/>
+          </w:tcPr>
+          <w:p>
+            <w:pPr>
+              <w:widowControl w:val="0"/>
+              <w:autoSpaceDE w:val="0"/>
+              <w:autoSpaceDN w:val="0"/>
+              <w:adjustRightInd w:val="0"/>
+              <w:rPr>
+                <w:rFonts w:cs="Times New Roman"/>
+                <w:sz w:val="22"/>
+              </w:rPr>
+            </w:pPr>
+            <w:r>
+              <w:rPr>
+                <w:rFonts w:cs="Times New Roman"/>
+                <w:sz w:val="22"/>
+              </w:rPr>
+              <w:t>Market score (</w:t>
+            </w:r>
+            <w:proofErr w:type="spellStart"/>
+            <w:r>
+              <w:rPr>
+                <w:rFonts w:cs="Times New Roman"/>
+                <w:sz w:val="22"/>
+              </w:rPr>
+              <w:t>endline</w:t>
+            </w:r>
+            <w:proofErr w:type="spellEnd"/>
+            <w:r>
+              <w:rPr>
+                <w:rFonts w:cs="Times New Roman"/>
+                <w:sz w:val="22"/>
+              </w:rPr>
+              <w:t>)</w:t>
+            </w:r>
+          </w:p>
+        </w:tc>
+      </w:tr>
+      <w:tr>
+        <w:tc>
+          <w:tcPr>
+            <w:tcW w:w="3330" w:type="dxa"/>
+          </w:tcPr>
+          <w:p>
+            <w:pPr>
+              <w:widowControl w:val="0"/>
+              <w:autoSpaceDE w:val="0"/>
+              <w:autoSpaceDN w:val="0"/>
+              <w:adjustRightInd w:val="0"/>
+              <w:rPr>
+                <w:rFonts w:cs="Times New Roman"/>
+                <w:sz w:val="22"/>
+              </w:rPr>
+            </w:pPr>
+            <w:proofErr w:type="spellStart"/>
             <w:r>
               <w:rPr>
                 <w:rFonts w:cs="Times New Roman"/>
@@ -2704,6 +2829,7 @@
               </w:rPr>
               <w:t>emp_buygoods</w:t>
             </w:r>
+            <w:proofErr w:type="spellEnd"/>
           </w:p>
         </w:tc>
         <w:tc>
@@ -2747,6 +2873,7 @@
                 <w:sz w:val="22"/>
               </w:rPr>
             </w:pPr>
+            <w:proofErr w:type="spellStart"/>
             <w:r>
               <w:rPr>
                 <w:rFonts w:cs="Times New Roman"/>
@@ -2754,6 +2881,7 @@
               </w:rPr>
               <w:t>el_emp_soldgoods</w:t>
             </w:r>
+            <w:proofErr w:type="spellEnd"/>
           </w:p>
         </w:tc>
         <w:tc>
@@ -2797,6 +2925,7 @@
                 <w:sz w:val="22"/>
               </w:rPr>
             </w:pPr>
+            <w:proofErr w:type="spellStart"/>
             <w:r>
               <w:rPr>
                 <w:rFonts w:cs="Times New Roman"/>
@@ -2804,6 +2933,7 @@
               </w:rPr>
               <w:t>el_emp_buymarket</w:t>
             </w:r>
+            <w:proofErr w:type="spellEnd"/>
           </w:p>
         </w:tc>
         <w:tc>
@@ -2847,6 +2977,7 @@
                 <w:sz w:val="22"/>
               </w:rPr>
             </w:pPr>
+            <w:proofErr w:type="spellStart"/>
             <w:r>
               <w:rPr>
                 <w:rFonts w:cs="Times New Roman"/>
@@ -2854,49 +2985,67 @@
               </w:rPr>
               <w:t>el_dec_income</w:t>
             </w:r>
-          </w:p>
-        </w:tc>
-        <w:tc>
-          <w:tcPr>
-            <w:tcW w:w="5760" w:type="dxa"/>
-          </w:tcPr>
-          <w:p>
-            <w:pPr>
-              <w:widowControl w:val="0"/>
-              <w:autoSpaceDE w:val="0"/>
-              <w:autoSpaceDN w:val="0"/>
-              <w:adjustRightInd w:val="0"/>
-              <w:rPr>
-                <w:rFonts w:cs="Times New Roman"/>
-                <w:sz w:val="22"/>
-              </w:rPr>
-            </w:pPr>
-            <w:r>
-              <w:rPr>
-                <w:rFonts w:cs="Times New Roman"/>
-                <w:sz w:val="22"/>
-              </w:rPr>
-              <w:t>Decision making on own income (endline)</w:t>
-            </w:r>
-          </w:p>
-        </w:tc>
-      </w:tr>
-      <w:tr>
-        <w:tc>
-          <w:tcPr>
-            <w:tcW w:w="3330" w:type="dxa"/>
-          </w:tcPr>
-          <w:p>
-            <w:pPr>
-              <w:widowControl w:val="0"/>
-              <w:autoSpaceDE w:val="0"/>
-              <w:autoSpaceDN w:val="0"/>
-              <w:adjustRightInd w:val="0"/>
-              <w:rPr>
-                <w:rFonts w:cs="Times New Roman"/>
-                <w:sz w:val="22"/>
-              </w:rPr>
-            </w:pPr>
+            <w:proofErr w:type="spellEnd"/>
+          </w:p>
+        </w:tc>
+        <w:tc>
+          <w:tcPr>
+            <w:tcW w:w="5760" w:type="dxa"/>
+          </w:tcPr>
+          <w:p>
+            <w:pPr>
+              <w:widowControl w:val="0"/>
+              <w:autoSpaceDE w:val="0"/>
+              <w:autoSpaceDN w:val="0"/>
+              <w:adjustRightInd w:val="0"/>
+              <w:rPr>
+                <w:rFonts w:cs="Times New Roman"/>
+                <w:sz w:val="22"/>
+              </w:rPr>
+            </w:pPr>
+            <w:r>
+              <w:rPr>
+                <w:rFonts w:cs="Times New Roman"/>
+                <w:sz w:val="22"/>
+              </w:rPr>
+              <w:t>Decision making on own income (</w:t>
+            </w:r>
+            <w:proofErr w:type="spellStart"/>
+            <w:r>
+              <w:rPr>
+                <w:rFonts w:cs="Times New Roman"/>
+                <w:sz w:val="22"/>
+              </w:rPr>
+              <w:t>endline</w:t>
+            </w:r>
+            <w:proofErr w:type="spellEnd"/>
+            <w:r>
+              <w:rPr>
+                <w:rFonts w:cs="Times New Roman"/>
+                <w:sz w:val="22"/>
+              </w:rPr>
+              <w:t>)</w:t>
+            </w:r>
+          </w:p>
+        </w:tc>
+      </w:tr>
+      <w:tr>
+        <w:tc>
+          <w:tcPr>
+            <w:tcW w:w="3330" w:type="dxa"/>
+          </w:tcPr>
+          <w:p>
+            <w:pPr>
+              <w:widowControl w:val="0"/>
+              <w:autoSpaceDE w:val="0"/>
+              <w:autoSpaceDN w:val="0"/>
+              <w:adjustRightInd w:val="0"/>
+              <w:rPr>
+                <w:rFonts w:cs="Times New Roman"/>
+                <w:sz w:val="22"/>
+              </w:rPr>
+            </w:pPr>
+            <w:proofErr w:type="spellStart"/>
             <w:r>
               <w:rPr>
                 <w:rFonts w:cs="Times New Roman"/>
@@ -2904,49 +3053,67 @@
               </w:rPr>
               <w:t>el_selfefficacy</w:t>
             </w:r>
-          </w:p>
-        </w:tc>
-        <w:tc>
-          <w:tcPr>
-            <w:tcW w:w="5760" w:type="dxa"/>
-          </w:tcPr>
-          <w:p>
-            <w:pPr>
-              <w:widowControl w:val="0"/>
-              <w:autoSpaceDE w:val="0"/>
-              <w:autoSpaceDN w:val="0"/>
-              <w:adjustRightInd w:val="0"/>
-              <w:rPr>
-                <w:rFonts w:cs="Times New Roman"/>
-                <w:sz w:val="22"/>
-              </w:rPr>
-            </w:pPr>
-            <w:r>
-              <w:rPr>
-                <w:rFonts w:cs="Times New Roman"/>
-                <w:sz w:val="22"/>
-              </w:rPr>
-              <w:t>Adequate self-efficacy (endline)</w:t>
-            </w:r>
-          </w:p>
-        </w:tc>
-      </w:tr>
-      <w:tr>
-        <w:tc>
-          <w:tcPr>
-            <w:tcW w:w="3330" w:type="dxa"/>
-          </w:tcPr>
-          <w:p>
-            <w:pPr>
-              <w:widowControl w:val="0"/>
-              <w:autoSpaceDE w:val="0"/>
-              <w:autoSpaceDN w:val="0"/>
-              <w:adjustRightInd w:val="0"/>
-              <w:rPr>
-                <w:rFonts w:cs="Times New Roman"/>
-                <w:sz w:val="22"/>
-              </w:rPr>
-            </w:pPr>
+            <w:proofErr w:type="spellEnd"/>
+          </w:p>
+        </w:tc>
+        <w:tc>
+          <w:tcPr>
+            <w:tcW w:w="5760" w:type="dxa"/>
+          </w:tcPr>
+          <w:p>
+            <w:pPr>
+              <w:widowControl w:val="0"/>
+              <w:autoSpaceDE w:val="0"/>
+              <w:autoSpaceDN w:val="0"/>
+              <w:adjustRightInd w:val="0"/>
+              <w:rPr>
+                <w:rFonts w:cs="Times New Roman"/>
+                <w:sz w:val="22"/>
+              </w:rPr>
+            </w:pPr>
+            <w:r>
+              <w:rPr>
+                <w:rFonts w:cs="Times New Roman"/>
+                <w:sz w:val="22"/>
+              </w:rPr>
+              <w:t>Adequate self-efficacy (</w:t>
+            </w:r>
+            <w:proofErr w:type="spellStart"/>
+            <w:r>
+              <w:rPr>
+                <w:rFonts w:cs="Times New Roman"/>
+                <w:sz w:val="22"/>
+              </w:rPr>
+              <w:t>endline</w:t>
+            </w:r>
+            <w:proofErr w:type="spellEnd"/>
+            <w:r>
+              <w:rPr>
+                <w:rFonts w:cs="Times New Roman"/>
+                <w:sz w:val="22"/>
+              </w:rPr>
+              <w:t>)</w:t>
+            </w:r>
+          </w:p>
+        </w:tc>
+      </w:tr>
+      <w:tr>
+        <w:tc>
+          <w:tcPr>
+            <w:tcW w:w="3330" w:type="dxa"/>
+          </w:tcPr>
+          <w:p>
+            <w:pPr>
+              <w:widowControl w:val="0"/>
+              <w:autoSpaceDE w:val="0"/>
+              <w:autoSpaceDN w:val="0"/>
+              <w:adjustRightInd w:val="0"/>
+              <w:rPr>
+                <w:rFonts w:cs="Times New Roman"/>
+                <w:sz w:val="22"/>
+              </w:rPr>
+            </w:pPr>
+            <w:proofErr w:type="spellStart"/>
             <w:r>
               <w:rPr>
                 <w:rFonts w:cs="Times New Roman"/>
@@ -2954,6 +3121,7 @@
               </w:rPr>
               <w:t>el_lefthome</w:t>
             </w:r>
+            <w:proofErr w:type="spellEnd"/>
           </w:p>
         </w:tc>
         <w:tc>
@@ -2997,7 +3165,23 @@
                 <w:rFonts w:cs="Times New Roman"/>
                 <w:sz w:val="22"/>
               </w:rPr>
-              <w:t xml:space="preserve"> (endline)</w:t>
+              <w:t xml:space="preserve"> (</w:t>
+            </w:r>
+            <w:proofErr w:type="spellStart"/>
+            <w:r>
+              <w:rPr>
+                <w:rFonts w:cs="Times New Roman"/>
+                <w:sz w:val="22"/>
+              </w:rPr>
+              <w:t>endline</w:t>
+            </w:r>
+            <w:proofErr w:type="spellEnd"/>
+            <w:r>
+              <w:rPr>
+                <w:rFonts w:cs="Times New Roman"/>
+                <w:sz w:val="22"/>
+              </w:rPr>
+              <w:t>)</w:t>
             </w:r>
           </w:p>
         </w:tc>
@@ -3021,6 +3205,7 @@
                 <w:sz w:val="22"/>
               </w:rPr>
             </w:pPr>
+            <w:proofErr w:type="spellStart"/>
             <w:r>
               <w:rPr>
                 <w:rFonts w:cs="Times New Roman"/>
@@ -3028,6 +3213,7 @@
               </w:rPr>
               <w:t>el_income</w:t>
             </w:r>
+            <w:proofErr w:type="spellEnd"/>
           </w:p>
         </w:tc>
         <w:tc>
@@ -3083,32 +3269,42 @@
               </w:rPr>
               <w:t xml:space="preserve"> (</w:t>
             </w:r>
-            <w:r>
-              <w:rPr>
-                <w:rFonts w:cs="Times New Roman"/>
-                <w:sz w:val="22"/>
-              </w:rPr>
-              <w:t>endline)</w:t>
-            </w:r>
-          </w:p>
-        </w:tc>
-      </w:tr>
-      <w:tr>
-        <w:tc>
-          <w:tcPr>
-            <w:tcW w:w="3330" w:type="dxa"/>
-          </w:tcPr>
-          <w:p>
-            <w:pPr>
-              <w:widowControl w:val="0"/>
-              <w:autoSpaceDE w:val="0"/>
-              <w:autoSpaceDN w:val="0"/>
-              <w:adjustRightInd w:val="0"/>
-              <w:rPr>
-                <w:rFonts w:cs="Times New Roman"/>
-                <w:sz w:val="22"/>
-              </w:rPr>
-            </w:pPr>
+            <w:proofErr w:type="spellStart"/>
+            <w:r>
+              <w:rPr>
+                <w:rFonts w:cs="Times New Roman"/>
+                <w:sz w:val="22"/>
+              </w:rPr>
+              <w:t>endline</w:t>
+            </w:r>
+            <w:proofErr w:type="spellEnd"/>
+            <w:r>
+              <w:rPr>
+                <w:rFonts w:cs="Times New Roman"/>
+                <w:sz w:val="22"/>
+              </w:rPr>
+              <w:t>)</w:t>
+            </w:r>
+          </w:p>
+        </w:tc>
+      </w:tr>
+      <w:tr>
+        <w:tc>
+          <w:tcPr>
+            <w:tcW w:w="3330" w:type="dxa"/>
+          </w:tcPr>
+          <w:p>
+            <w:pPr>
+              <w:widowControl w:val="0"/>
+              <w:autoSpaceDE w:val="0"/>
+              <w:autoSpaceDN w:val="0"/>
+              <w:adjustRightInd w:val="0"/>
+              <w:rPr>
+                <w:rFonts w:cs="Times New Roman"/>
+                <w:sz w:val="22"/>
+              </w:rPr>
+            </w:pPr>
+            <w:proofErr w:type="spellStart"/>
             <w:r>
               <w:rPr>
                 <w:rFonts w:cs="Times New Roman"/>
@@ -3116,29 +3312,46 @@
               </w:rPr>
               <w:t>el_ss_cont</w:t>
             </w:r>
-          </w:p>
-        </w:tc>
-        <w:tc>
-          <w:tcPr>
-            <w:tcW w:w="5760" w:type="dxa"/>
-          </w:tcPr>
-          <w:p>
-            <w:pPr>
-              <w:widowControl w:val="0"/>
-              <w:autoSpaceDE w:val="0"/>
-              <w:autoSpaceDN w:val="0"/>
-              <w:adjustRightInd w:val="0"/>
-              <w:rPr>
-                <w:rFonts w:cs="Times New Roman"/>
-                <w:sz w:val="22"/>
-              </w:rPr>
-            </w:pPr>
-            <w:r>
-              <w:rPr>
-                <w:rFonts w:cs="Times New Roman"/>
-                <w:sz w:val="22"/>
-              </w:rPr>
-              <w:t>Social support (endline)</w:t>
+            <w:proofErr w:type="spellEnd"/>
+          </w:p>
+        </w:tc>
+        <w:tc>
+          <w:tcPr>
+            <w:tcW w:w="5760" w:type="dxa"/>
+          </w:tcPr>
+          <w:p>
+            <w:pPr>
+              <w:widowControl w:val="0"/>
+              <w:autoSpaceDE w:val="0"/>
+              <w:autoSpaceDN w:val="0"/>
+              <w:adjustRightInd w:val="0"/>
+              <w:rPr>
+                <w:rFonts w:cs="Times New Roman"/>
+                <w:sz w:val="22"/>
+              </w:rPr>
+            </w:pPr>
+            <w:r>
+              <w:rPr>
+                <w:rFonts w:cs="Times New Roman"/>
+                <w:sz w:val="22"/>
+              </w:rPr>
+              <w:t>Social support (</w:t>
+            </w:r>
+            <w:proofErr w:type="spellStart"/>
+            <w:r>
+              <w:rPr>
+                <w:rFonts w:cs="Times New Roman"/>
+                <w:sz w:val="22"/>
+              </w:rPr>
+              <w:t>endline</w:t>
+            </w:r>
+            <w:proofErr w:type="spellEnd"/>
+            <w:r>
+              <w:rPr>
+                <w:rFonts w:cs="Times New Roman"/>
+                <w:sz w:val="22"/>
+              </w:rPr>
+              <w:t>)</w:t>
             </w:r>
           </w:p>
         </w:tc>
@@ -3162,6 +3375,7 @@
                 <w:sz w:val="22"/>
               </w:rPr>
             </w:pPr>
+            <w:proofErr w:type="spellStart"/>
             <w:r>
               <w:rPr>
                 <w:rFonts w:cs="Times New Roman"/>
@@ -3169,6 +3383,7 @@
               </w:rPr>
               <w:t>el_huscomm_cont</w:t>
             </w:r>
+            <w:proofErr w:type="spellEnd"/>
           </w:p>
         </w:tc>
         <w:tc>
@@ -3208,7 +3423,23 @@
                 <w:rFonts w:cs="Times New Roman"/>
                 <w:sz w:val="22"/>
               </w:rPr>
-              <w:t>husband (endline)</w:t>
+              <w:t>husband (</w:t>
+            </w:r>
+            <w:proofErr w:type="spellStart"/>
+            <w:r>
+              <w:rPr>
+                <w:rFonts w:cs="Times New Roman"/>
+                <w:sz w:val="22"/>
+              </w:rPr>
+              <w:t>endline</w:t>
+            </w:r>
+            <w:proofErr w:type="spellEnd"/>
+            <w:r>
+              <w:rPr>
+                <w:rFonts w:cs="Times New Roman"/>
+                <w:sz w:val="22"/>
+              </w:rPr>
+              <w:t>)</w:t>
             </w:r>
           </w:p>
         </w:tc>
@@ -3232,6 +3463,7 @@
                 <w:sz w:val="22"/>
               </w:rPr>
             </w:pPr>
+            <w:proofErr w:type="spellStart"/>
             <w:r>
               <w:rPr>
                 <w:rFonts w:cs="Times New Roman"/>
@@ -3239,6 +3471,7 @@
               </w:rPr>
               <w:t>el_extcomm_cont</w:t>
             </w:r>
+            <w:proofErr w:type="spellEnd"/>
           </w:p>
         </w:tc>
         <w:tc>
@@ -3264,7 +3497,23 @@
                 <w:rFonts w:cs="Times New Roman"/>
                 <w:sz w:val="22"/>
               </w:rPr>
-              <w:t>External communication (endline)</w:t>
+              <w:t>External communication (</w:t>
+            </w:r>
+            <w:proofErr w:type="spellStart"/>
+            <w:r>
+              <w:rPr>
+                <w:rFonts w:cs="Times New Roman"/>
+                <w:sz w:val="22"/>
+              </w:rPr>
+              <w:t>endline</w:t>
+            </w:r>
+            <w:proofErr w:type="spellEnd"/>
+            <w:r>
+              <w:rPr>
+                <w:rFonts w:cs="Times New Roman"/>
+                <w:sz w:val="22"/>
+              </w:rPr>
+              <w:t>)</w:t>
             </w:r>
           </w:p>
         </w:tc>
@@ -3288,6 +3537,7 @@
                 <w:sz w:val="22"/>
               </w:rPr>
             </w:pPr>
+            <w:proofErr w:type="spellStart"/>
             <w:r>
               <w:rPr>
                 <w:rFonts w:cs="Times New Roman"/>
@@ -3295,6 +3545,7 @@
               </w:rPr>
               <w:t>el_dec_cont</w:t>
             </w:r>
+            <w:proofErr w:type="spellEnd"/>
           </w:p>
         </w:tc>
         <w:tc>
@@ -3320,7 +3571,23 @@
                 <w:rFonts w:cs="Times New Roman"/>
                 <w:sz w:val="22"/>
               </w:rPr>
-              <w:t>Decision making (endline)</w:t>
+              <w:t>Decision making (</w:t>
+            </w:r>
+            <w:proofErr w:type="spellStart"/>
+            <w:r>
+              <w:rPr>
+                <w:rFonts w:cs="Times New Roman"/>
+                <w:sz w:val="22"/>
+              </w:rPr>
+              <w:t>endline</w:t>
+            </w:r>
+            <w:proofErr w:type="spellEnd"/>
+            <w:r>
+              <w:rPr>
+                <w:rFonts w:cs="Times New Roman"/>
+                <w:sz w:val="22"/>
+              </w:rPr>
+              <w:t>)</w:t>
             </w:r>
           </w:p>
         </w:tc>
@@ -3344,6 +3611,7 @@
                 <w:sz w:val="22"/>
               </w:rPr>
             </w:pPr>
+            <w:proofErr w:type="spellStart"/>
             <w:r>
               <w:rPr>
                 <w:rFonts w:cs="Times New Roman"/>
@@ -3351,6 +3619,7 @@
               </w:rPr>
               <w:t>el_network_cont</w:t>
             </w:r>
+            <w:proofErr w:type="spellEnd"/>
           </w:p>
         </w:tc>
         <w:tc>
@@ -3376,7 +3645,23 @@
                 <w:rFonts w:cs="Times New Roman"/>
                 <w:sz w:val="22"/>
               </w:rPr>
-              <w:t>Network score (endline)</w:t>
+              <w:t>Network score (</w:t>
+            </w:r>
+            <w:proofErr w:type="spellStart"/>
+            <w:r>
+              <w:rPr>
+                <w:rFonts w:cs="Times New Roman"/>
+                <w:sz w:val="22"/>
+              </w:rPr>
+              <w:t>endline</w:t>
+            </w:r>
+            <w:proofErr w:type="spellEnd"/>
+            <w:r>
+              <w:rPr>
+                <w:rFonts w:cs="Times New Roman"/>
+                <w:sz w:val="22"/>
+              </w:rPr>
+              <w:t>)</w:t>
             </w:r>
           </w:p>
         </w:tc>
@@ -3426,7 +3711,21 @@
         <w:rPr>
           <w:sz w:val="22"/>
         </w:rPr>
-        <w:t xml:space="preserve">Stata MP version 18.0 (StataCorp, College Station, TX). </w:t>
+        <w:t>Stata MP version 18.0 (</w:t>
+      </w:r>
+      <w:proofErr w:type="spellStart"/>
+      <w:r>
+        <w:rPr>
+          <w:sz w:val="22"/>
+        </w:rPr>
+        <w:t>StataCorp</w:t>
+      </w:r>
+      <w:proofErr w:type="spellEnd"/>
+      <w:r>
+        <w:rPr>
+          <w:sz w:val="22"/>
+        </w:rPr>
+        <w:t xml:space="preserve">, College Station, TX). </w:t>
       </w:r>
       <w:r>
         <w:rPr>
@@ -3566,7 +3865,21 @@
         <w:rPr>
           <w:sz w:val="22"/>
         </w:rPr>
-        <w:t>‘lavaan’ package (0.6-1</w:t>
+        <w:t>‘</w:t>
+      </w:r>
+      <w:proofErr w:type="spellStart"/>
+      <w:r>
+        <w:rPr>
+          <w:sz w:val="22"/>
+        </w:rPr>
+        <w:t>lavaan</w:t>
+      </w:r>
+      <w:proofErr w:type="spellEnd"/>
+      <w:r>
+        <w:rPr>
+          <w:sz w:val="22"/>
+        </w:rPr>
+        <w:t>’ package (0.6-1</w:t>
       </w:r>
       <w:r>
         <w:rPr>
@@ -3584,7 +3897,21 @@
         <w:rPr>
           <w:sz w:val="22"/>
         </w:rPr>
-        <w:t xml:space="preserve">and semTools (0.5-7) </w:t>
+        <w:t xml:space="preserve">and </w:t>
+      </w:r>
+      <w:proofErr w:type="spellStart"/>
+      <w:r>
+        <w:rPr>
+          <w:sz w:val="22"/>
+        </w:rPr>
+        <w:t>semTools</w:t>
+      </w:r>
+      <w:proofErr w:type="spellEnd"/>
+      <w:r>
+        <w:rPr>
+          <w:sz w:val="22"/>
+        </w:rPr>
+        <w:t xml:space="preserve"> (0.5-7) </w:t>
       </w:r>
       <w:r>
         <w:rPr>
@@ -3641,7 +3968,21 @@
         <w:rPr>
           <w:sz w:val="22"/>
         </w:rPr>
-        <w:t>(lavaan)</w:t>
+        <w:t>(</w:t>
+      </w:r>
+      <w:proofErr w:type="spellStart"/>
+      <w:r>
+        <w:rPr>
+          <w:sz w:val="22"/>
+        </w:rPr>
+        <w:t>lavaan</w:t>
+      </w:r>
+      <w:proofErr w:type="spellEnd"/>
+      <w:r>
+        <w:rPr>
+          <w:sz w:val="22"/>
+        </w:rPr>
+        <w:t>)</w:t>
       </w:r>
     </w:p>
     <w:p>
@@ -3654,7 +3995,21 @@
         <w:rPr>
           <w:sz w:val="22"/>
         </w:rPr>
-        <w:t>(semTools)</w:t>
+        <w:t>(</w:t>
+      </w:r>
+      <w:proofErr w:type="spellStart"/>
+      <w:r>
+        <w:rPr>
+          <w:sz w:val="22"/>
+        </w:rPr>
+        <w:t>semTools</w:t>
+      </w:r>
+      <w:proofErr w:type="spellEnd"/>
+      <w:r>
+        <w:rPr>
+          <w:sz w:val="22"/>
+        </w:rPr>
+        <w:t>)</w:t>
       </w:r>
     </w:p>
     <w:sectPr>
